--- a/backend/templates/tech_spec_contract.docx
+++ b/backend/templates/tech_spec_contract.docx
@@ -734,6 +734,15 @@
               </w:rPr>
               <w:t>{{item.name}}</w:t>
             </w:r>
+            <w:r>
+              <w:rPr>
+                <w:rFonts w:ascii="Times New Roman" w:hAnsi="Times New Roman"/>
+                <w:b/>
+                <w:color w:val="1E40AF"/>
+                <w:sz w:val="20"/>
+              </w:rPr>
+              <w:t xml:space="preserve">{% if item.form_summary %} ({{ item.form_summary }}){% endif %}</w:t>
+            </w:r>
           </w:p>
         </w:tc>
         <w:tc>

--- a/backend/templates/tech_spec_contract.docx
+++ b/backend/templates/tech_spec_contract.docx
@@ -744,6 +744,30 @@
               <w:t xml:space="preserve">{% if item.form_summary %} ({{ item.form_summary }}){% endif %}</w:t>
             </w:r>
           </w:p>
+          <w:p>
+            <w:r>
+              <w:rPr>
+                <w:sz w:val="16"/>
+              </w:rPr>
+              <w:t>{%p for l in item.menu_lines %}</w:t>
+            </w:r>
+          </w:p>
+          <w:p>
+            <w:r>
+              <w:rPr>
+                <w:sz w:val="16"/>
+              </w:rPr>
+              <w:t>{{ l }}</w:t>
+            </w:r>
+          </w:p>
+          <w:p>
+            <w:r>
+              <w:rPr>
+                <w:sz w:val="16"/>
+              </w:rPr>
+              <w:t>{%p endfor %}</w:t>
+            </w:r>
+          </w:p>
         </w:tc>
         <w:tc>
           <w:tcPr>

--- a/backend/templates/tech_spec_contract.docx
+++ b/backend/templates/tech_spec_contract.docx
@@ -30,7 +30,7 @@
           <w:color w:val="1E40AF"/>
           <w:sz w:val="20"/>
         </w:rPr>
-        <w:t>синие переменные    — автоподстановка из БД</w:t>
+        <w:t>синие переменные        — автоподстановка из БД</w:t>
       </w:r>
     </w:p>
     <w:p>
@@ -76,7 +76,7 @@
           <w:color w:val="6B7280"/>
           <w:sz w:val="20"/>
         </w:rPr>
-        <w:t>серые     — технические условия Jinja2 (не трогать)</w:t>
+        <w:t>серые маркеры           — технические условия Jinja2 (не трогать)</w:t>
       </w:r>
     </w:p>
     <w:p>
@@ -518,17 +518,38 @@
         <w:tblLook w:firstColumn="1" w:firstRow="1" w:lastColumn="0" w:lastRow="0" w:noHBand="0" w:noVBand="1" w:val="04A0"/>
       </w:tblPr>
       <w:tblGrid>
-        <w:gridCol w:w="1662"/>
-        <w:gridCol w:w="1662"/>
-        <w:gridCol w:w="1662"/>
-        <w:gridCol w:w="1662"/>
-        <w:gridCol w:w="1662"/>
-        <w:gridCol w:w="1662"/>
+        <w:gridCol w:w="1425"/>
+        <w:gridCol w:w="1425"/>
+        <w:gridCol w:w="1425"/>
+        <w:gridCol w:w="1425"/>
+        <w:gridCol w:w="1425"/>
+        <w:gridCol w:w="1425"/>
+        <w:gridCol w:w="1425"/>
       </w:tblGrid>
       <w:tr>
         <w:tc>
           <w:tcPr>
-            <w:tcW w:type="dxa" w:w="1662"/>
+            <w:tcW w:type="dxa" w:w="1425"/>
+            <w:tcW w:w="1587" w:type="dxa"/>
+          </w:tcPr>
+          <w:p>
+            <w:pPr>
+              <w:jc w:val="center"/>
+            </w:pPr>
+            <w:r>
+              <w:rPr>
+                <w:rFonts w:ascii="Times New Roman" w:hAnsi="Times New Roman"/>
+                <w:b/>
+                <w:sz w:val="20"/>
+              </w:rPr>
+              <w:t>Фото</w:t>
+            </w:r>
+          </w:p>
+        </w:tc>
+        <w:tc>
+          <w:tcPr>
+            <w:tcW w:type="dxa" w:w="1425"/>
+            <w:tcW w:w="453" w:type="dxa"/>
           </w:tcPr>
           <w:p>
             <w:pPr>
@@ -546,7 +567,8 @@
         </w:tc>
         <w:tc>
           <w:tcPr>
-            <w:tcW w:type="dxa" w:w="1662"/>
+            <w:tcW w:type="dxa" w:w="1425"/>
+            <w:tcW w:w="1701" w:type="dxa"/>
           </w:tcPr>
           <w:p>
             <w:pPr>
@@ -564,7 +586,8 @@
         </w:tc>
         <w:tc>
           <w:tcPr>
-            <w:tcW w:type="dxa" w:w="1662"/>
+            <w:tcW w:type="dxa" w:w="1425"/>
+            <w:tcW w:w="1927" w:type="dxa"/>
           </w:tcPr>
           <w:p>
             <w:pPr>
@@ -582,7 +605,8 @@
         </w:tc>
         <w:tc>
           <w:tcPr>
-            <w:tcW w:type="dxa" w:w="1662"/>
+            <w:tcW w:type="dxa" w:w="1425"/>
+            <w:tcW w:w="1360" w:type="dxa"/>
           </w:tcPr>
           <w:p>
             <w:pPr>
@@ -600,7 +624,8 @@
         </w:tc>
         <w:tc>
           <w:tcPr>
-            <w:tcW w:type="dxa" w:w="1662"/>
+            <w:tcW w:type="dxa" w:w="1425"/>
+            <w:tcW w:w="1247" w:type="dxa"/>
           </w:tcPr>
           <w:p>
             <w:pPr>
@@ -618,7 +643,8 @@
         </w:tc>
         <w:tc>
           <w:tcPr>
-            <w:tcW w:type="dxa" w:w="1662"/>
+            <w:tcW w:type="dxa" w:w="1425"/>
+            <w:tcW w:w="1247" w:type="dxa"/>
           </w:tcPr>
           <w:p>
             <w:pPr>
@@ -638,69 +664,82 @@
       <w:tr>
         <w:tc>
           <w:tcPr>
-            <w:tcW w:type="auto" w:w="0"/>
+            <w:tcW w:type="dxa" w:w="1425"/>
           </w:tcPr>
           <w:p>
             <w:r>
+              <w:rPr>
+                <w:rFonts w:ascii="Times New Roman" w:hAnsi="Times New Roman"/>
+                <w:i/>
+                <w:color w:val="6B7280"/>
+                <w:sz w:val="16"/>
+              </w:rPr>
               <w:t>{%tr for item in items %}</w:t>
             </w:r>
           </w:p>
         </w:tc>
         <w:tc>
           <w:tcPr>
-            <w:tcW w:type="auto" w:w="0"/>
+            <w:tcW w:type="dxa" w:w="1425"/>
+          </w:tcPr>
+          <w:p/>
+        </w:tc>
+        <w:tc>
+          <w:tcPr>
+            <w:tcW w:type="dxa" w:w="1425"/>
+          </w:tcPr>
+          <w:p/>
+        </w:tc>
+        <w:tc>
+          <w:tcPr>
+            <w:tcW w:type="dxa" w:w="1425"/>
+          </w:tcPr>
+          <w:p/>
+        </w:tc>
+        <w:tc>
+          <w:tcPr>
+            <w:tcW w:type="dxa" w:w="1425"/>
+          </w:tcPr>
+          <w:p/>
+        </w:tc>
+        <w:tc>
+          <w:tcPr>
+            <w:tcW w:type="dxa" w:w="1425"/>
+          </w:tcPr>
+          <w:p/>
+        </w:tc>
+        <w:tc>
+          <w:tcPr>
+            <w:tcW w:type="dxa" w:w="1425"/>
+          </w:tcPr>
+          <w:p/>
+        </w:tc>
+      </w:tr>
+      <w:tr>
+        <w:tc>
+          <w:tcPr>
+            <w:tcW w:type="dxa" w:w="1425"/>
+            <w:tcW w:w="1587" w:type="dxa"/>
           </w:tcPr>
           <w:p>
+            <w:pPr>
+              <w:jc w:val="center"/>
+            </w:pPr>
             <w:r>
-              <w:t/>
+              <w:rPr>
+                <w:rFonts w:ascii="Times New Roman" w:hAnsi="Times New Roman"/>
+                <w:b/>
+                <w:color w:val="1E40AF"/>
+                <w:sz w:val="20"/>
+              </w:rPr>
+              <w:t>{{item.photo}}</w:t>
             </w:r>
           </w:p>
         </w:tc>
         <w:tc>
           <w:tcPr>
-            <w:tcW w:type="auto" w:w="0"/>
-          </w:tcPr>
-          <w:p>
-            <w:r>
-              <w:t/>
-            </w:r>
-          </w:p>
-        </w:tc>
-        <w:tc>
-          <w:tcPr>
-            <w:tcW w:type="auto" w:w="0"/>
-          </w:tcPr>
-          <w:p>
-            <w:r>
-              <w:t/>
-            </w:r>
-          </w:p>
-        </w:tc>
-        <w:tc>
-          <w:tcPr>
-            <w:tcW w:type="auto" w:w="0"/>
-          </w:tcPr>
-          <w:p>
-            <w:r>
-              <w:t/>
-            </w:r>
-          </w:p>
-        </w:tc>
-        <w:tc>
-          <w:tcPr>
-            <w:tcW w:type="auto" w:w="0"/>
-          </w:tcPr>
-          <w:p>
-            <w:r>
-              <w:t/>
-            </w:r>
-          </w:p>
-        </w:tc>
-      </w:tr>
-      <w:tr>
-        <w:tc>
-          <w:tcPr>
-            <w:tcW w:type="dxa" w:w="1662"/>
+            <w:tcW w:type="dxa" w:w="1425"/>
+            <w:tcW w:w="453" w:type="dxa"/>
           </w:tcPr>
           <w:p>
             <w:pPr>
@@ -719,7 +758,8 @@
         </w:tc>
         <w:tc>
           <w:tcPr>
-            <w:tcW w:type="dxa" w:w="1662"/>
+            <w:tcW w:type="dxa" w:w="1425"/>
+            <w:tcW w:w="1701" w:type="dxa"/>
           </w:tcPr>
           <w:p>
             <w:pPr>
@@ -741,12 +781,13 @@
                 <w:color w:val="1E40AF"/>
                 <w:sz w:val="20"/>
               </w:rPr>
-              <w:t xml:space="preserve">{% if item.form_summary %} ({{ item.form_summary }}){% endif %}</w:t>
+              <w:t>{% if item.form_summary %} ({{ item.form_summary }}){% endif %}</w:t>
             </w:r>
           </w:p>
           <w:p>
             <w:r>
               <w:rPr>
+                <w:rFonts w:ascii="Times New Roman" w:hAnsi="Times New Roman"/>
                 <w:sz w:val="16"/>
               </w:rPr>
               <w:t>{%p for l in item.menu_lines %}</w:t>
@@ -755,6 +796,7 @@
           <w:p>
             <w:r>
               <w:rPr>
+                <w:rFonts w:ascii="Times New Roman" w:hAnsi="Times New Roman"/>
                 <w:sz w:val="16"/>
               </w:rPr>
               <w:t>{{ l }}</w:t>
@@ -763,6 +805,7 @@
           <w:p>
             <w:r>
               <w:rPr>
+                <w:rFonts w:ascii="Times New Roman" w:hAnsi="Times New Roman"/>
                 <w:sz w:val="16"/>
               </w:rPr>
               <w:t>{%p endfor %}</w:t>
@@ -771,7 +814,8 @@
         </w:tc>
         <w:tc>
           <w:tcPr>
-            <w:tcW w:type="dxa" w:w="1662"/>
+            <w:tcW w:type="dxa" w:w="1425"/>
+            <w:tcW w:w="1927" w:type="dxa"/>
           </w:tcPr>
           <w:p>
             <w:pPr>
@@ -790,7 +834,8 @@
         </w:tc>
         <w:tc>
           <w:tcPr>
-            <w:tcW w:type="dxa" w:w="1662"/>
+            <w:tcW w:type="dxa" w:w="1425"/>
+            <w:tcW w:w="1360" w:type="dxa"/>
           </w:tcPr>
           <w:p>
             <w:pPr>
@@ -809,7 +854,8 @@
         </w:tc>
         <w:tc>
           <w:tcPr>
-            <w:tcW w:type="dxa" w:w="1662"/>
+            <w:tcW w:type="dxa" w:w="1425"/>
+            <w:tcW w:w="1247" w:type="dxa"/>
           </w:tcPr>
           <w:p>
             <w:pPr>
@@ -828,7 +874,8 @@
         </w:tc>
         <w:tc>
           <w:tcPr>
-            <w:tcW w:type="dxa" w:w="1662"/>
+            <w:tcW w:type="dxa" w:w="1425"/>
+            <w:tcW w:w="1247" w:type="dxa"/>
           </w:tcPr>
           <w:p>
             <w:pPr>
@@ -849,63 +896,55 @@
       <w:tr>
         <w:tc>
           <w:tcPr>
-            <w:tcW w:type="auto" w:w="0"/>
+            <w:tcW w:type="dxa" w:w="1425"/>
           </w:tcPr>
           <w:p>
             <w:r>
+              <w:rPr>
+                <w:rFonts w:ascii="Times New Roman" w:hAnsi="Times New Roman"/>
+                <w:i/>
+                <w:color w:val="6B7280"/>
+                <w:sz w:val="16"/>
+              </w:rPr>
               <w:t>{%tr endfor %}</w:t>
             </w:r>
           </w:p>
         </w:tc>
         <w:tc>
           <w:tcPr>
-            <w:tcW w:type="auto" w:w="0"/>
+            <w:tcW w:type="dxa" w:w="1425"/>
           </w:tcPr>
-          <w:p>
-            <w:r>
-              <w:t/>
-            </w:r>
-          </w:p>
+          <w:p/>
         </w:tc>
         <w:tc>
           <w:tcPr>
-            <w:tcW w:type="auto" w:w="0"/>
+            <w:tcW w:type="dxa" w:w="1425"/>
           </w:tcPr>
-          <w:p>
-            <w:r>
-              <w:t/>
-            </w:r>
-          </w:p>
+          <w:p/>
         </w:tc>
         <w:tc>
           <w:tcPr>
-            <w:tcW w:type="auto" w:w="0"/>
+            <w:tcW w:type="dxa" w:w="1425"/>
           </w:tcPr>
-          <w:p>
-            <w:r>
-              <w:t/>
-            </w:r>
-          </w:p>
+          <w:p/>
         </w:tc>
         <w:tc>
           <w:tcPr>
-            <w:tcW w:type="auto" w:w="0"/>
+            <w:tcW w:type="dxa" w:w="1425"/>
           </w:tcPr>
-          <w:p>
-            <w:r>
-              <w:t/>
-            </w:r>
-          </w:p>
+          <w:p/>
         </w:tc>
         <w:tc>
           <w:tcPr>
-            <w:tcW w:type="auto" w:w="0"/>
+            <w:tcW w:type="dxa" w:w="1425"/>
           </w:tcPr>
-          <w:p>
-            <w:r>
-              <w:t/>
-            </w:r>
-          </w:p>
+          <w:p/>
+        </w:tc>
+        <w:tc>
+          <w:tcPr>
+            <w:tcW w:type="dxa" w:w="1425"/>
+          </w:tcPr>
+          <w:p/>
         </w:tc>
       </w:tr>
     </w:tbl>

--- a/backend/templates/tech_spec_contract.docx
+++ b/backend/templates/tech_spec_contract.docx
@@ -515,21 +515,21 @@
       <w:tblPr>
         <w:tblStyle w:val="TableGrid"/>
         <w:tblW w:type="auto" w:w="0"/>
+        <w:tblLayout w:type="fixed"/>
         <w:tblLook w:firstColumn="1" w:firstRow="1" w:lastColumn="0" w:lastRow="0" w:noHBand="0" w:noVBand="1" w:val="04A0"/>
       </w:tblPr>
       <w:tblGrid>
-        <w:gridCol w:w="1425"/>
-        <w:gridCol w:w="1425"/>
-        <w:gridCol w:w="1425"/>
-        <w:gridCol w:w="1425"/>
-        <w:gridCol w:w="1425"/>
-        <w:gridCol w:w="1425"/>
-        <w:gridCol w:w="1425"/>
+        <w:gridCol w:w="1587"/>
+        <w:gridCol w:w="453"/>
+        <w:gridCol w:w="1701"/>
+        <w:gridCol w:w="1927"/>
+        <w:gridCol w:w="1360"/>
+        <w:gridCol w:w="1247"/>
+        <w:gridCol w:w="1247"/>
       </w:tblGrid>
       <w:tr>
         <w:tc>
           <w:tcPr>
-            <w:tcW w:type="dxa" w:w="1425"/>
             <w:tcW w:w="1587" w:type="dxa"/>
           </w:tcPr>
           <w:p>
@@ -548,7 +548,6 @@
         </w:tc>
         <w:tc>
           <w:tcPr>
-            <w:tcW w:type="dxa" w:w="1425"/>
             <w:tcW w:w="453" w:type="dxa"/>
           </w:tcPr>
           <w:p>
@@ -567,7 +566,6 @@
         </w:tc>
         <w:tc>
           <w:tcPr>
-            <w:tcW w:type="dxa" w:w="1425"/>
             <w:tcW w:w="1701" w:type="dxa"/>
           </w:tcPr>
           <w:p>
@@ -586,7 +584,6 @@
         </w:tc>
         <w:tc>
           <w:tcPr>
-            <w:tcW w:type="dxa" w:w="1425"/>
             <w:tcW w:w="1927" w:type="dxa"/>
           </w:tcPr>
           <w:p>
@@ -605,7 +602,6 @@
         </w:tc>
         <w:tc>
           <w:tcPr>
-            <w:tcW w:type="dxa" w:w="1425"/>
             <w:tcW w:w="1360" w:type="dxa"/>
           </w:tcPr>
           <w:p>
@@ -624,7 +620,6 @@
         </w:tc>
         <w:tc>
           <w:tcPr>
-            <w:tcW w:type="dxa" w:w="1425"/>
             <w:tcW w:w="1247" w:type="dxa"/>
           </w:tcPr>
           <w:p>
@@ -643,7 +638,6 @@
         </w:tc>
         <w:tc>
           <w:tcPr>
-            <w:tcW w:type="dxa" w:w="1425"/>
             <w:tcW w:w="1247" w:type="dxa"/>
           </w:tcPr>
           <w:p>
@@ -718,7 +712,6 @@
       <w:tr>
         <w:tc>
           <w:tcPr>
-            <w:tcW w:type="dxa" w:w="1425"/>
             <w:tcW w:w="1587" w:type="dxa"/>
           </w:tcPr>
           <w:p>
@@ -738,7 +731,6 @@
         </w:tc>
         <w:tc>
           <w:tcPr>
-            <w:tcW w:type="dxa" w:w="1425"/>
             <w:tcW w:w="453" w:type="dxa"/>
           </w:tcPr>
           <w:p>
@@ -758,7 +750,6 @@
         </w:tc>
         <w:tc>
           <w:tcPr>
-            <w:tcW w:type="dxa" w:w="1425"/>
             <w:tcW w:w="1701" w:type="dxa"/>
           </w:tcPr>
           <w:p>
@@ -814,7 +805,6 @@
         </w:tc>
         <w:tc>
           <w:tcPr>
-            <w:tcW w:type="dxa" w:w="1425"/>
             <w:tcW w:w="1927" w:type="dxa"/>
           </w:tcPr>
           <w:p>
@@ -834,7 +824,6 @@
         </w:tc>
         <w:tc>
           <w:tcPr>
-            <w:tcW w:type="dxa" w:w="1425"/>
             <w:tcW w:w="1360" w:type="dxa"/>
           </w:tcPr>
           <w:p>
@@ -854,7 +843,6 @@
         </w:tc>
         <w:tc>
           <w:tcPr>
-            <w:tcW w:type="dxa" w:w="1425"/>
             <w:tcW w:w="1247" w:type="dxa"/>
           </w:tcPr>
           <w:p>
@@ -874,7 +862,6 @@
         </w:tc>
         <w:tc>
           <w:tcPr>
-            <w:tcW w:type="dxa" w:w="1425"/>
             <w:tcW w:w="1247" w:type="dxa"/>
           </w:tcPr>
           <w:p>

--- a/backend/templates/tech_spec_contract.docx
+++ b/backend/templates/tech_spec_contract.docx
@@ -124,6 +124,7 @@
         </w:rPr>
         <w:t xml:space="preserve">Приложение №1 к Договору № </w:t>
       </w:r>
+      <w:commentRangeStart w:id="0"/>
       <w:r>
         <w:rPr>
           <w:rFonts w:ascii="Times New Roman" w:hAnsi="Times New Roman"/>
@@ -132,6 +133,13 @@
           <w:sz w:val="24"/>
         </w:rPr>
         <w:t>{{contract_number}}</w:t>
+      </w:r>
+      <w:commentRangeEnd w:id="0"/>
+      <w:r>
+        <w:rPr>
+          <w:rStyle w:val="CommentReference"/>
+        </w:rPr>
+        <w:commentReference w:id="0"/>
       </w:r>
     </w:p>
     <w:p>
@@ -148,6 +156,7 @@
         </w:rPr>
         <w:t>от «</w:t>
       </w:r>
+      <w:commentRangeStart w:id="1"/>
       <w:r>
         <w:rPr>
           <w:rFonts w:ascii="Times New Roman" w:hAnsi="Times New Roman"/>
@@ -156,6 +165,13 @@
           <w:sz w:val="24"/>
         </w:rPr>
         <w:t>{{contract_date_day}}</w:t>
+      </w:r>
+      <w:commentRangeEnd w:id="1"/>
+      <w:r>
+        <w:rPr>
+          <w:rStyle w:val="CommentReference"/>
+        </w:rPr>
+        <w:commentReference w:id="1"/>
       </w:r>
       <w:r>
         <w:rPr>
@@ -166,6 +182,7 @@
         </w:rPr>
         <w:t xml:space="preserve">» </w:t>
       </w:r>
+      <w:commentRangeStart w:id="2"/>
       <w:r>
         <w:rPr>
           <w:rFonts w:ascii="Times New Roman" w:hAnsi="Times New Roman"/>
@@ -174,6 +191,13 @@
           <w:sz w:val="24"/>
         </w:rPr>
         <w:t>{{contract_date_month}}</w:t>
+      </w:r>
+      <w:commentRangeEnd w:id="2"/>
+      <w:r>
+        <w:rPr>
+          <w:rStyle w:val="CommentReference"/>
+        </w:rPr>
+        <w:commentReference w:id="2"/>
       </w:r>
       <w:r>
         <w:rPr>
@@ -184,6 +208,7 @@
         </w:rPr>
         <w:t xml:space="preserve"> </w:t>
       </w:r>
+      <w:commentRangeStart w:id="3"/>
       <w:r>
         <w:rPr>
           <w:rFonts w:ascii="Times New Roman" w:hAnsi="Times New Roman"/>
@@ -192,6 +217,13 @@
           <w:sz w:val="24"/>
         </w:rPr>
         <w:t>{{contract_date_year}}</w:t>
+      </w:r>
+      <w:commentRangeEnd w:id="3"/>
+      <w:r>
+        <w:rPr>
+          <w:rStyle w:val="CommentReference"/>
+        </w:rPr>
+        <w:commentReference w:id="3"/>
       </w:r>
       <w:r>
         <w:rPr>
@@ -240,6 +272,7 @@
         </w:rPr>
         <w:t xml:space="preserve">Объект </w:t>
       </w:r>
+      <w:commentRangeStart w:id="4"/>
       <w:r>
         <w:rPr>
           <w:rFonts w:ascii="Times New Roman" w:hAnsi="Times New Roman"/>
@@ -249,6 +282,13 @@
         </w:rPr>
         <w:t>{% if subject_kind == 'goods' %}</w:t>
       </w:r>
+      <w:commentRangeEnd w:id="4"/>
+      <w:r>
+        <w:rPr>
+          <w:rStyle w:val="CommentReference"/>
+        </w:rPr>
+        <w:commentReference w:id="4"/>
+      </w:r>
       <w:r>
         <w:rPr>
           <w:rFonts w:ascii="Times New Roman" w:hAnsi="Times New Roman"/>
@@ -257,6 +297,7 @@
         </w:rPr>
         <w:t>поставки</w:t>
       </w:r>
+      <w:commentRangeStart w:id="5"/>
       <w:r>
         <w:rPr>
           <w:rFonts w:ascii="Times New Roman" w:hAnsi="Times New Roman"/>
@@ -266,6 +307,13 @@
         </w:rPr>
         <w:t>{% else %}</w:t>
       </w:r>
+      <w:commentRangeEnd w:id="5"/>
+      <w:r>
+        <w:rPr>
+          <w:rStyle w:val="CommentReference"/>
+        </w:rPr>
+        <w:commentReference w:id="5"/>
+      </w:r>
       <w:r>
         <w:rPr>
           <w:rFonts w:ascii="Times New Roman" w:hAnsi="Times New Roman"/>
@@ -274,6 +322,7 @@
         </w:rPr>
         <w:t>услуг</w:t>
       </w:r>
+      <w:commentRangeStart w:id="6"/>
       <w:r>
         <w:rPr>
           <w:rFonts w:ascii="Times New Roman" w:hAnsi="Times New Roman"/>
@@ -282,6 +331,13 @@
           <w:sz w:val="24"/>
         </w:rPr>
         <w:t>{% endif %}</w:t>
+      </w:r>
+      <w:commentRangeEnd w:id="6"/>
+      <w:r>
+        <w:rPr>
+          <w:rStyle w:val="CommentReference"/>
+        </w:rPr>
+        <w:commentReference w:id="6"/>
       </w:r>
       <w:r>
         <w:rPr>
@@ -292,6 +348,7 @@
         </w:rPr>
         <w:t xml:space="preserve">: </w:t>
       </w:r>
+      <w:commentRangeStart w:id="7"/>
       <w:r>
         <w:rPr>
           <w:rFonts w:ascii="Times New Roman" w:hAnsi="Times New Roman"/>
@@ -300,6 +357,13 @@
           <w:sz w:val="24"/>
         </w:rPr>
         <w:t>{{subject}}</w:t>
+      </w:r>
+      <w:commentRangeEnd w:id="7"/>
+      <w:r>
+        <w:rPr>
+          <w:rStyle w:val="CommentReference"/>
+        </w:rPr>
+        <w:commentReference w:id="7"/>
       </w:r>
     </w:p>
     <w:p>
@@ -325,6 +389,7 @@
         </w:rPr>
         <w:t xml:space="preserve">Срок: </w:t>
       </w:r>
+      <w:commentRangeStart w:id="8"/>
       <w:r>
         <w:rPr>
           <w:rFonts w:ascii="Times New Roman" w:hAnsi="Times New Roman"/>
@@ -333,6 +398,13 @@
           <w:sz w:val="24"/>
         </w:rPr>
         <w:t>{{service_term}}</w:t>
+      </w:r>
+      <w:commentRangeEnd w:id="8"/>
+      <w:r>
+        <w:rPr>
+          <w:rStyle w:val="CommentReference"/>
+        </w:rPr>
+        <w:commentReference w:id="8"/>
       </w:r>
     </w:p>
     <w:p>
@@ -358,6 +430,7 @@
         </w:rPr>
         <w:t xml:space="preserve">Место </w:t>
       </w:r>
+      <w:commentRangeStart w:id="9"/>
       <w:r>
         <w:rPr>
           <w:rFonts w:ascii="Times New Roman" w:hAnsi="Times New Roman"/>
@@ -367,6 +440,13 @@
         </w:rPr>
         <w:t>{% if subject_kind == 'goods' %}</w:t>
       </w:r>
+      <w:commentRangeEnd w:id="9"/>
+      <w:r>
+        <w:rPr>
+          <w:rStyle w:val="CommentReference"/>
+        </w:rPr>
+        <w:commentReference w:id="9"/>
+      </w:r>
       <w:r>
         <w:rPr>
           <w:rFonts w:ascii="Times New Roman" w:hAnsi="Times New Roman"/>
@@ -375,6 +455,7 @@
         </w:rPr>
         <w:t>поставки</w:t>
       </w:r>
+      <w:commentRangeStart w:id="10"/>
       <w:r>
         <w:rPr>
           <w:rFonts w:ascii="Times New Roman" w:hAnsi="Times New Roman"/>
@@ -384,6 +465,13 @@
         </w:rPr>
         <w:t>{% else %}</w:t>
       </w:r>
+      <w:commentRangeEnd w:id="10"/>
+      <w:r>
+        <w:rPr>
+          <w:rStyle w:val="CommentReference"/>
+        </w:rPr>
+        <w:commentReference w:id="10"/>
+      </w:r>
       <w:r>
         <w:rPr>
           <w:rFonts w:ascii="Times New Roman" w:hAnsi="Times New Roman"/>
@@ -392,6 +480,7 @@
         </w:rPr>
         <w:t>оказания</w:t>
       </w:r>
+      <w:commentRangeStart w:id="11"/>
       <w:r>
         <w:rPr>
           <w:rFonts w:ascii="Times New Roman" w:hAnsi="Times New Roman"/>
@@ -400,6 +489,13 @@
           <w:sz w:val="24"/>
         </w:rPr>
         <w:t>{% endif %}</w:t>
+      </w:r>
+      <w:commentRangeEnd w:id="11"/>
+      <w:r>
+        <w:rPr>
+          <w:rStyle w:val="CommentReference"/>
+        </w:rPr>
+        <w:commentReference w:id="11"/>
       </w:r>
       <w:r>
         <w:rPr>
@@ -410,6 +506,7 @@
         </w:rPr>
         <w:t xml:space="preserve">: </w:t>
       </w:r>
+      <w:commentRangeStart w:id="12"/>
       <w:r>
         <w:rPr>
           <w:rFonts w:ascii="Times New Roman" w:hAnsi="Times New Roman"/>
@@ -418,6 +515,13 @@
           <w:sz w:val="24"/>
         </w:rPr>
         <w:t>{{delivery_location}}</w:t>
+      </w:r>
+      <w:commentRangeEnd w:id="12"/>
+      <w:r>
+        <w:rPr>
+          <w:rStyle w:val="CommentReference"/>
+        </w:rPr>
+        <w:commentReference w:id="12"/>
       </w:r>
     </w:p>
     <w:p>
@@ -434,6 +538,7 @@
         </w:rPr>
         <w:t xml:space="preserve">4. </w:t>
       </w:r>
+      <w:commentRangeStart w:id="13"/>
       <w:r>
         <w:rPr>
           <w:rFonts w:ascii="Times New Roman" w:hAnsi="Times New Roman"/>
@@ -443,6 +548,13 @@
         </w:rPr>
         <w:t>{% if third_party_involved %}</w:t>
       </w:r>
+      <w:commentRangeEnd w:id="13"/>
+      <w:r>
+        <w:rPr>
+          <w:rStyle w:val="CommentReference"/>
+        </w:rPr>
+        <w:commentReference w:id="13"/>
+      </w:r>
       <w:r>
         <w:rPr>
           <w:rFonts w:ascii="Times New Roman" w:hAnsi="Times New Roman"/>
@@ -451,6 +563,7 @@
         </w:rPr>
         <w:t>Допускается привлечение третьих лиц</w:t>
       </w:r>
+      <w:commentRangeStart w:id="14"/>
       <w:r>
         <w:rPr>
           <w:rFonts w:ascii="Times New Roman" w:hAnsi="Times New Roman"/>
@@ -460,6 +573,13 @@
         </w:rPr>
         <w:t>{% else %}</w:t>
       </w:r>
+      <w:commentRangeEnd w:id="14"/>
+      <w:r>
+        <w:rPr>
+          <w:rStyle w:val="CommentReference"/>
+        </w:rPr>
+        <w:commentReference w:id="14"/>
+      </w:r>
       <w:r>
         <w:rPr>
           <w:rFonts w:ascii="Times New Roman" w:hAnsi="Times New Roman"/>
@@ -468,6 +588,7 @@
         </w:rPr>
         <w:t>Без привлечения третьих лиц</w:t>
       </w:r>
+      <w:commentRangeStart w:id="15"/>
       <w:r>
         <w:rPr>
           <w:rFonts w:ascii="Times New Roman" w:hAnsi="Times New Roman"/>
@@ -476,6 +597,13 @@
           <w:sz w:val="24"/>
         </w:rPr>
         <w:t>{% endif %}</w:t>
+      </w:r>
+      <w:commentRangeEnd w:id="15"/>
+      <w:r>
+        <w:rPr>
+          <w:rStyle w:val="CommentReference"/>
+        </w:rPr>
+        <w:commentReference w:id="15"/>
       </w:r>
       <w:r>
         <w:rPr>
@@ -661,6 +789,7 @@
             <w:tcW w:type="dxa" w:w="1425"/>
           </w:tcPr>
           <w:p>
+            <w:commentRangeStart w:id="24"/>
             <w:r>
               <w:rPr>
                 <w:rFonts w:ascii="Times New Roman" w:hAnsi="Times New Roman"/>
@@ -669,6 +798,13 @@
                 <w:sz w:val="16"/>
               </w:rPr>
               <w:t>{%tr for item in items %}</w:t>
+            </w:r>
+            <w:commentRangeEnd w:id="24"/>
+            <w:r>
+              <w:rPr>
+                <w:rStyle w:val="CommentReference"/>
+              </w:rPr>
+              <w:commentReference w:id="24"/>
             </w:r>
           </w:p>
         </w:tc>
@@ -718,6 +854,7 @@
             <w:pPr>
               <w:jc w:val="center"/>
             </w:pPr>
+            <w:commentRangeStart w:id="25"/>
             <w:r>
               <w:rPr>
                 <w:rFonts w:ascii="Times New Roman" w:hAnsi="Times New Roman"/>
@@ -726,6 +863,13 @@
                 <w:sz w:val="20"/>
               </w:rPr>
               <w:t>{{item.photo}}</w:t>
+            </w:r>
+            <w:commentRangeEnd w:id="25"/>
+            <w:r>
+              <w:rPr>
+                <w:rStyle w:val="CommentReference"/>
+              </w:rPr>
+              <w:commentReference w:id="25"/>
             </w:r>
           </w:p>
         </w:tc>
@@ -737,6 +881,7 @@
             <w:pPr>
               <w:jc w:val="center"/>
             </w:pPr>
+            <w:commentRangeStart w:id="26"/>
             <w:r>
               <w:rPr>
                 <w:rFonts w:ascii="Times New Roman" w:hAnsi="Times New Roman"/>
@@ -745,6 +890,13 @@
                 <w:sz w:val="20"/>
               </w:rPr>
               <w:t>{{item.num}}</w:t>
+            </w:r>
+            <w:commentRangeEnd w:id="26"/>
+            <w:r>
+              <w:rPr>
+                <w:rStyle w:val="CommentReference"/>
+              </w:rPr>
+              <w:commentReference w:id="26"/>
             </w:r>
           </w:p>
         </w:tc>
@@ -756,6 +908,10 @@
             <w:pPr>
               <w:jc w:val="center"/>
             </w:pPr>
+            <w:commentRangeStart w:id="27"/>
+            <w:commentRangeStart w:id="28"/>
+            <w:commentRangeStart w:id="29"/>
+            <w:commentRangeStart w:id="30"/>
             <w:r>
               <w:rPr>
                 <w:rFonts w:ascii="Times New Roman" w:hAnsi="Times New Roman"/>
@@ -763,19 +919,39 @@
                 <w:color w:val="1E40AF"/>
                 <w:sz w:val="20"/>
               </w:rPr>
-              <w:t>{{item.name}}</w:t>
+              <w:t xml:space="preserve">{{item.name}}{% if item.form_summary %} ({{ item.form_summary }}){% endif %}</w:t>
             </w:r>
+            <w:commentRangeEnd w:id="30"/>
             <w:r>
               <w:rPr>
-                <w:rFonts w:ascii="Times New Roman" w:hAnsi="Times New Roman"/>
-                <w:b/>
-                <w:color w:val="1E40AF"/>
-                <w:sz w:val="20"/>
+                <w:rStyle w:val="CommentReference"/>
               </w:rPr>
-              <w:t>{% if item.form_summary %} ({{ item.form_summary }}){% endif %}</w:t>
+              <w:commentReference w:id="30"/>
+            </w:r>
+            <w:commentRangeEnd w:id="29"/>
+            <w:r>
+              <w:rPr>
+                <w:rStyle w:val="CommentReference"/>
+              </w:rPr>
+              <w:commentReference w:id="29"/>
+            </w:r>
+            <w:commentRangeEnd w:id="28"/>
+            <w:r>
+              <w:rPr>
+                <w:rStyle w:val="CommentReference"/>
+              </w:rPr>
+              <w:commentReference w:id="28"/>
+            </w:r>
+            <w:commentRangeEnd w:id="27"/>
+            <w:r>
+              <w:rPr>
+                <w:rStyle w:val="CommentReference"/>
+              </w:rPr>
+              <w:commentReference w:id="27"/>
             </w:r>
           </w:p>
           <w:p>
+            <w:commentRangeStart w:id="31"/>
             <w:r>
               <w:rPr>
                 <w:rFonts w:ascii="Times New Roman" w:hAnsi="Times New Roman"/>
@@ -783,8 +959,16 @@
               </w:rPr>
               <w:t>{%p for l in item.menu_lines %}</w:t>
             </w:r>
+            <w:commentRangeEnd w:id="31"/>
+            <w:r>
+              <w:rPr>
+                <w:rStyle w:val="CommentReference"/>
+              </w:rPr>
+              <w:commentReference w:id="31"/>
+            </w:r>
           </w:p>
           <w:p>
+            <w:commentRangeStart w:id="32"/>
             <w:r>
               <w:rPr>
                 <w:rFonts w:ascii="Times New Roman" w:hAnsi="Times New Roman"/>
@@ -792,14 +976,29 @@
               </w:rPr>
               <w:t>{{ l }}</w:t>
             </w:r>
+            <w:commentRangeEnd w:id="32"/>
+            <w:r>
+              <w:rPr>
+                <w:rStyle w:val="CommentReference"/>
+              </w:rPr>
+              <w:commentReference w:id="32"/>
+            </w:r>
           </w:p>
           <w:p>
+            <w:commentRangeStart w:id="33"/>
             <w:r>
               <w:rPr>
                 <w:rFonts w:ascii="Times New Roman" w:hAnsi="Times New Roman"/>
                 <w:sz w:val="16"/>
               </w:rPr>
               <w:t>{%p endfor %}</w:t>
+            </w:r>
+            <w:commentRangeEnd w:id="33"/>
+            <w:r>
+              <w:rPr>
+                <w:rStyle w:val="CommentReference"/>
+              </w:rPr>
+              <w:commentReference w:id="33"/>
             </w:r>
           </w:p>
         </w:tc>
@@ -811,6 +1010,7 @@
             <w:pPr>
               <w:jc w:val="center"/>
             </w:pPr>
+            <w:commentRangeStart w:id="34"/>
             <w:r>
               <w:rPr>
                 <w:rFonts w:ascii="Times New Roman" w:hAnsi="Times New Roman"/>
@@ -819,6 +1019,13 @@
                 <w:sz w:val="20"/>
               </w:rPr>
               <w:t>{{item.description}}</w:t>
+            </w:r>
+            <w:commentRangeEnd w:id="34"/>
+            <w:r>
+              <w:rPr>
+                <w:rStyle w:val="CommentReference"/>
+              </w:rPr>
+              <w:commentReference w:id="34"/>
             </w:r>
           </w:p>
         </w:tc>
@@ -830,6 +1037,8 @@
             <w:pPr>
               <w:jc w:val="center"/>
             </w:pPr>
+            <w:commentRangeStart w:id="35"/>
+            <w:commentRangeStart w:id="36"/>
             <w:r>
               <w:rPr>
                 <w:rFonts w:ascii="Times New Roman" w:hAnsi="Times New Roman"/>
@@ -838,6 +1047,20 @@
                 <w:sz w:val="20"/>
               </w:rPr>
               <w:t>{{item.quantity}} {{item.unit}}</w:t>
+            </w:r>
+            <w:commentRangeEnd w:id="36"/>
+            <w:r>
+              <w:rPr>
+                <w:rStyle w:val="CommentReference"/>
+              </w:rPr>
+              <w:commentReference w:id="36"/>
+            </w:r>
+            <w:commentRangeEnd w:id="35"/>
+            <w:r>
+              <w:rPr>
+                <w:rStyle w:val="CommentReference"/>
+              </w:rPr>
+              <w:commentReference w:id="35"/>
             </w:r>
           </w:p>
         </w:tc>
@@ -849,6 +1072,7 @@
             <w:pPr>
               <w:jc w:val="center"/>
             </w:pPr>
+            <w:commentRangeStart w:id="37"/>
             <w:r>
               <w:rPr>
                 <w:rFonts w:ascii="Times New Roman" w:hAnsi="Times New Roman"/>
@@ -857,6 +1081,13 @@
                 <w:sz w:val="20"/>
               </w:rPr>
               <w:t>{{item.unit_price}}</w:t>
+            </w:r>
+            <w:commentRangeEnd w:id="37"/>
+            <w:r>
+              <w:rPr>
+                <w:rStyle w:val="CommentReference"/>
+              </w:rPr>
+              <w:commentReference w:id="37"/>
             </w:r>
           </w:p>
         </w:tc>
@@ -868,6 +1099,7 @@
             <w:pPr>
               <w:jc w:val="center"/>
             </w:pPr>
+            <w:commentRangeStart w:id="38"/>
             <w:r>
               <w:rPr>
                 <w:rFonts w:ascii="Times New Roman" w:hAnsi="Times New Roman"/>
@@ -876,6 +1108,13 @@
                 <w:sz w:val="20"/>
               </w:rPr>
               <w:t>{{item.total_price}}</w:t>
+            </w:r>
+            <w:commentRangeEnd w:id="38"/>
+            <w:r>
+              <w:rPr>
+                <w:rStyle w:val="CommentReference"/>
+              </w:rPr>
+              <w:commentReference w:id="38"/>
             </w:r>
           </w:p>
         </w:tc>
@@ -886,6 +1125,7 @@
             <w:tcW w:type="dxa" w:w="1425"/>
           </w:tcPr>
           <w:p>
+            <w:commentRangeStart w:id="39"/>
             <w:r>
               <w:rPr>
                 <w:rFonts w:ascii="Times New Roman" w:hAnsi="Times New Roman"/>
@@ -894,6 +1134,13 @@
                 <w:sz w:val="16"/>
               </w:rPr>
               <w:t>{%tr endfor %}</w:t>
+            </w:r>
+            <w:commentRangeEnd w:id="39"/>
+            <w:r>
+              <w:rPr>
+                <w:rStyle w:val="CommentReference"/>
+              </w:rPr>
+              <w:commentReference w:id="39"/>
             </w:r>
           </w:p>
         </w:tc>
@@ -949,6 +1196,7 @@
         </w:rPr>
         <w:t xml:space="preserve">ИТОГО: </w:t>
       </w:r>
+      <w:commentRangeStart w:id="16"/>
       <w:r>
         <w:rPr>
           <w:rFonts w:ascii="Times New Roman" w:hAnsi="Times New Roman"/>
@@ -957,6 +1205,13 @@
           <w:sz w:val="24"/>
         </w:rPr>
         <w:t>{{contract_price_num}}</w:t>
+      </w:r>
+      <w:commentRangeEnd w:id="16"/>
+      <w:r>
+        <w:rPr>
+          <w:rStyle w:val="CommentReference"/>
+        </w:rPr>
+        <w:commentReference w:id="16"/>
       </w:r>
       <w:r>
         <w:rPr>
@@ -967,6 +1222,7 @@
         </w:rPr>
         <w:t xml:space="preserve"> (</w:t>
       </w:r>
+      <w:commentRangeStart w:id="17"/>
       <w:r>
         <w:rPr>
           <w:rFonts w:ascii="Times New Roman" w:hAnsi="Times New Roman"/>
@@ -975,6 +1231,13 @@
           <w:sz w:val="24"/>
         </w:rPr>
         <w:t>{{contract_price_words}}</w:t>
+      </w:r>
+      <w:commentRangeEnd w:id="17"/>
+      <w:r>
+        <w:rPr>
+          <w:rStyle w:val="CommentReference"/>
+        </w:rPr>
+        <w:commentReference w:id="17"/>
       </w:r>
       <w:r>
         <w:rPr>
@@ -991,6 +1254,7 @@
         <w:spacing w:before="0" w:after="120" w:line="276" w:lineRule="exact"/>
         <w:jc w:val="both"/>
       </w:pPr>
+      <w:commentRangeStart w:id="18"/>
       <w:r>
         <w:rPr>
           <w:rFonts w:ascii="Times New Roman" w:hAnsi="Times New Roman"/>
@@ -1000,6 +1264,13 @@
         </w:rPr>
         <w:t>{% if vat_applicable %}</w:t>
       </w:r>
+      <w:commentRangeEnd w:id="18"/>
+      <w:r>
+        <w:rPr>
+          <w:rStyle w:val="CommentReference"/>
+        </w:rPr>
+        <w:commentReference w:id="18"/>
+      </w:r>
       <w:r>
         <w:rPr>
           <w:rFonts w:ascii="Times New Roman" w:hAnsi="Times New Roman"/>
@@ -1008,6 +1279,7 @@
         </w:rPr>
         <w:t xml:space="preserve">в т.ч. НДС </w:t>
       </w:r>
+      <w:commentRangeStart w:id="19"/>
       <w:r>
         <w:rPr>
           <w:rFonts w:ascii="Times New Roman" w:hAnsi="Times New Roman"/>
@@ -1017,6 +1289,13 @@
         </w:rPr>
         <w:t>{{vat_rate}}</w:t>
       </w:r>
+      <w:commentRangeEnd w:id="19"/>
+      <w:r>
+        <w:rPr>
+          <w:rStyle w:val="CommentReference"/>
+        </w:rPr>
+        <w:commentReference w:id="19"/>
+      </w:r>
       <w:r>
         <w:rPr>
           <w:rFonts w:ascii="Times New Roman" w:hAnsi="Times New Roman"/>
@@ -1025,6 +1304,7 @@
         </w:rPr>
         <w:t xml:space="preserve">% — </w:t>
       </w:r>
+      <w:commentRangeStart w:id="20"/>
       <w:r>
         <w:rPr>
           <w:rFonts w:ascii="Times New Roman" w:hAnsi="Times New Roman"/>
@@ -1034,6 +1314,14 @@
         </w:rPr>
         <w:t>{{vat_amount_num}}</w:t>
       </w:r>
+      <w:commentRangeEnd w:id="20"/>
+      <w:r>
+        <w:rPr>
+          <w:rStyle w:val="CommentReference"/>
+        </w:rPr>
+        <w:commentReference w:id="20"/>
+      </w:r>
+      <w:commentRangeStart w:id="21"/>
       <w:r>
         <w:rPr>
           <w:rFonts w:ascii="Times New Roman" w:hAnsi="Times New Roman"/>
@@ -1043,6 +1331,13 @@
         </w:rPr>
         <w:t>{% else %}</w:t>
       </w:r>
+      <w:commentRangeEnd w:id="21"/>
+      <w:r>
+        <w:rPr>
+          <w:rStyle w:val="CommentReference"/>
+        </w:rPr>
+        <w:commentReference w:id="21"/>
+      </w:r>
       <w:r>
         <w:rPr>
           <w:rFonts w:ascii="Times New Roman" w:hAnsi="Times New Roman"/>
@@ -1051,6 +1346,7 @@
         </w:rPr>
         <w:t xml:space="preserve">НДС не облагается на основании </w:t>
       </w:r>
+      <w:commentRangeStart w:id="22"/>
       <w:r>
         <w:rPr>
           <w:rFonts w:ascii="Times New Roman" w:hAnsi="Times New Roman"/>
@@ -1060,6 +1356,14 @@
         </w:rPr>
         <w:t>{{vat_exemption_article}}</w:t>
       </w:r>
+      <w:commentRangeEnd w:id="22"/>
+      <w:r>
+        <w:rPr>
+          <w:rStyle w:val="CommentReference"/>
+        </w:rPr>
+        <w:commentReference w:id="22"/>
+      </w:r>
+      <w:commentRangeStart w:id="23"/>
       <w:r>
         <w:rPr>
           <w:rFonts w:ascii="Times New Roman" w:hAnsi="Times New Roman"/>
@@ -1068,6 +1372,13 @@
           <w:sz w:val="24"/>
         </w:rPr>
         <w:t>{% endif %}</w:t>
+      </w:r>
+      <w:commentRangeEnd w:id="23"/>
+      <w:r>
+        <w:rPr>
+          <w:rStyle w:val="CommentReference"/>
+        </w:rPr>
+        <w:commentReference w:id="23"/>
       </w:r>
     </w:p>
     <w:p>
@@ -1146,6 +1457,7 @@
               </w:rPr>
               <w:t xml:space="preserve">Заказчик: ___________________ / </w:t>
             </w:r>
+            <w:commentRangeStart w:id="40"/>
             <w:r>
               <w:rPr>
                 <w:rFonts w:ascii="Times New Roman" w:hAnsi="Times New Roman"/>
@@ -1154,6 +1466,13 @@
                 <w:sz w:val="22"/>
               </w:rPr>
               <w:t>{{customer_signatory_initials}}</w:t>
+            </w:r>
+            <w:commentRangeEnd w:id="40"/>
+            <w:r>
+              <w:rPr>
+                <w:rStyle w:val="CommentReference"/>
+              </w:rPr>
+              <w:commentReference w:id="40"/>
             </w:r>
           </w:p>
         </w:tc>
@@ -1173,6 +1492,7 @@
               </w:rPr>
               <w:t xml:space="preserve">Исполнитель: ___________________ / </w:t>
             </w:r>
+            <w:commentRangeStart w:id="41"/>
             <w:r>
               <w:rPr>
                 <w:rFonts w:ascii="Times New Roman" w:hAnsi="Times New Roman"/>
@@ -1181,6 +1501,13 @@
                 <w:sz w:val="22"/>
               </w:rPr>
               <w:t>{{contractor_signatory_initials}}</w:t>
+            </w:r>
+            <w:commentRangeEnd w:id="41"/>
+            <w:r>
+              <w:rPr>
+                <w:rStyle w:val="CommentReference"/>
+              </w:rPr>
+              <w:commentReference w:id="41"/>
             </w:r>
           </w:p>
         </w:tc>
@@ -1194,6 +1521,683 @@
     </w:sectPr>
   </w:body>
 </w:document>
+</file>
+
+<file path=word/comments.xml><?xml version="1.0" encoding="utf-8"?>
+<w:comments xmlns:a="http://schemas.openxmlformats.org/drawingml/2006/main" xmlns:pic="http://schemas.openxmlformats.org/drawingml/2006/picture" xmlns:r="http://schemas.openxmlformats.org/officeDocument/2006/relationships" xmlns:w="http://schemas.openxmlformats.org/wordprocessingml/2006/main" xmlns:wp="http://schemas.openxmlformats.org/drawingml/2006/wordprocessingDrawing" xmlns:mc="http://schemas.openxmlformats.org/markup-compatibility/2006" xmlns:a14="http://schemas.microsoft.com/office/drawing/2010/main" xmlns:w14="http://schemas.microsoft.com/office/word/2010/wordml" xmlns:wpc="http://schemas.microsoft.com/office/word/2010/wordprocessingCanvas">
+  <w:comment w:id="0" w:author="Подсказка" w:initials="П" w:date="2026-01-01T00:00:00Z">
+    <w:p>
+      <w:pPr>
+        <w:pStyle w:val="CommentText"/>
+      </w:pPr>
+      <w:r>
+        <w:rPr>
+          <w:rStyle w:val="CommentReference"/>
+        </w:rPr>
+        <w:annotationRef/>
+      </w:r>
+      <w:r>
+        <w:t>Номер договора. Пример: 2026/42</w:t>
+      </w:r>
+    </w:p>
+  </w:comment>
+  <w:comment w:id="1" w:author="Подсказка" w:initials="П" w:date="2026-01-01T00:00:00Z">
+    <w:p>
+      <w:pPr>
+        <w:pStyle w:val="CommentText"/>
+      </w:pPr>
+      <w:r>
+        <w:rPr>
+          <w:rStyle w:val="CommentReference"/>
+        </w:rPr>
+        <w:annotationRef/>
+      </w:r>
+      <w:r>
+        <w:t>День. Пример: 15</w:t>
+      </w:r>
+    </w:p>
+  </w:comment>
+  <w:comment w:id="2" w:author="Подсказка" w:initials="П" w:date="2026-01-01T00:00:00Z">
+    <w:p>
+      <w:pPr>
+        <w:pStyle w:val="CommentText"/>
+      </w:pPr>
+      <w:r>
+        <w:rPr>
+          <w:rStyle w:val="CommentReference"/>
+        </w:rPr>
+        <w:annotationRef/>
+      </w:r>
+      <w:r>
+        <w:t>Месяц прописью. Пример: января</w:t>
+      </w:r>
+    </w:p>
+  </w:comment>
+  <w:comment w:id="3" w:author="Подсказка" w:initials="П" w:date="2026-01-01T00:00:00Z">
+    <w:p>
+      <w:pPr>
+        <w:pStyle w:val="CommentText"/>
+      </w:pPr>
+      <w:r>
+        <w:rPr>
+          <w:rStyle w:val="CommentReference"/>
+        </w:rPr>
+        <w:annotationRef/>
+      </w:r>
+      <w:r>
+        <w:t>Год. Пример: 2026</w:t>
+      </w:r>
+    </w:p>
+  </w:comment>
+  <w:comment w:id="4" w:author="Подсказка" w:initials="П" w:date="2026-01-01T00:00:00Z">
+    <w:p>
+      <w:pPr>
+        <w:pStyle w:val="CommentText"/>
+      </w:pPr>
+      <w:r>
+        <w:rPr>
+          <w:rStyle w:val="CommentReference"/>
+        </w:rPr>
+        <w:annotationRef/>
+      </w:r>
+      <w:r>
+        <w:t>Печатается, если предмет закупки — товары (не услуги)</w:t>
+      </w:r>
+    </w:p>
+  </w:comment>
+  <w:comment w:id="5" w:author="Подсказка" w:initials="П" w:date="2026-01-01T00:00:00Z">
+    <w:p>
+      <w:pPr>
+        <w:pStyle w:val="CommentText"/>
+      </w:pPr>
+      <w:r>
+        <w:rPr>
+          <w:rStyle w:val="CommentReference"/>
+        </w:rPr>
+        <w:annotationRef/>
+      </w:r>
+      <w:r>
+        <w:t>Иначе — противоположный случай к условию выше</w:t>
+      </w:r>
+    </w:p>
+  </w:comment>
+  <w:comment w:id="6" w:author="Подсказка" w:initials="П" w:date="2026-01-01T00:00:00Z">
+    <w:p>
+      <w:pPr>
+        <w:pStyle w:val="CommentText"/>
+      </w:pPr>
+      <w:r>
+        <w:rPr>
+          <w:rStyle w:val="CommentReference"/>
+        </w:rPr>
+        <w:annotationRef/>
+      </w:r>
+      <w:r>
+        <w:t>Конец условия</w:t>
+      </w:r>
+    </w:p>
+  </w:comment>
+  <w:comment w:id="7" w:author="Подсказка" w:initials="П" w:date="2026-01-01T00:00:00Z">
+    <w:p>
+      <w:pPr>
+        <w:pStyle w:val="CommentText"/>
+      </w:pPr>
+      <w:r>
+        <w:rPr>
+          <w:rStyle w:val="CommentReference"/>
+        </w:rPr>
+        <w:annotationRef/>
+      </w:r>
+      <w:r>
+        <w:t>Предмет закупки. Пример: Оказание услуг связи</w:t>
+      </w:r>
+    </w:p>
+  </w:comment>
+  <w:comment w:id="8" w:author="Подсказка" w:initials="П" w:date="2026-01-01T00:00:00Z">
+    <w:p>
+      <w:pPr>
+        <w:pStyle w:val="CommentText"/>
+      </w:pPr>
+      <w:r>
+        <w:rPr>
+          <w:rStyle w:val="CommentReference"/>
+        </w:rPr>
+        <w:annotationRef/>
+      </w:r>
+      <w:r>
+        <w:t>Готовая строка срока. Пример: с 15.01.2026 по 28.02.2026</w:t>
+      </w:r>
+    </w:p>
+  </w:comment>
+  <w:comment w:id="9" w:author="Подсказка" w:initials="П" w:date="2026-01-01T00:00:00Z">
+    <w:p>
+      <w:pPr>
+        <w:pStyle w:val="CommentText"/>
+      </w:pPr>
+      <w:r>
+        <w:rPr>
+          <w:rStyle w:val="CommentReference"/>
+        </w:rPr>
+        <w:annotationRef/>
+      </w:r>
+      <w:r>
+        <w:t>Печатается, если предмет закупки — товары (не услуги)</w:t>
+      </w:r>
+    </w:p>
+  </w:comment>
+  <w:comment w:id="10" w:author="Подсказка" w:initials="П" w:date="2026-01-01T00:00:00Z">
+    <w:p>
+      <w:pPr>
+        <w:pStyle w:val="CommentText"/>
+      </w:pPr>
+      <w:r>
+        <w:rPr>
+          <w:rStyle w:val="CommentReference"/>
+        </w:rPr>
+        <w:annotationRef/>
+      </w:r>
+      <w:r>
+        <w:t>Иначе — противоположный случай к условию выше</w:t>
+      </w:r>
+    </w:p>
+  </w:comment>
+  <w:comment w:id="11" w:author="Подсказка" w:initials="П" w:date="2026-01-01T00:00:00Z">
+    <w:p>
+      <w:pPr>
+        <w:pStyle w:val="CommentText"/>
+      </w:pPr>
+      <w:r>
+        <w:rPr>
+          <w:rStyle w:val="CommentReference"/>
+        </w:rPr>
+        <w:annotationRef/>
+      </w:r>
+      <w:r>
+        <w:t>Конец условия</w:t>
+      </w:r>
+    </w:p>
+  </w:comment>
+  <w:comment w:id="12" w:author="Подсказка" w:initials="П" w:date="2026-01-01T00:00:00Z">
+    <w:p>
+      <w:pPr>
+        <w:pStyle w:val="CommentText"/>
+      </w:pPr>
+      <w:r>
+        <w:rPr>
+          <w:rStyle w:val="CommentReference"/>
+        </w:rPr>
+        <w:annotationRef/>
+      </w:r>
+      <w:r>
+        <w:t>Место оказания услуг / доставки. Пример: г. Москва, ул. Ленина, д. 1</w:t>
+      </w:r>
+    </w:p>
+  </w:comment>
+  <w:comment w:id="13" w:author="Подсказка" w:initials="П" w:date="2026-01-01T00:00:00Z">
+    <w:p>
+      <w:pPr>
+        <w:pStyle w:val="CommentText"/>
+      </w:pPr>
+      <w:r>
+        <w:rPr>
+          <w:rStyle w:val="CommentReference"/>
+        </w:rPr>
+        <w:annotationRef/>
+      </w:r>
+      <w:r>
+        <w:t>Печатается, если исполнитель вправе привлекать третьих лиц</w:t>
+      </w:r>
+    </w:p>
+  </w:comment>
+  <w:comment w:id="14" w:author="Подсказка" w:initials="П" w:date="2026-01-01T00:00:00Z">
+    <w:p>
+      <w:pPr>
+        <w:pStyle w:val="CommentText"/>
+      </w:pPr>
+      <w:r>
+        <w:rPr>
+          <w:rStyle w:val="CommentReference"/>
+        </w:rPr>
+        <w:annotationRef/>
+      </w:r>
+      <w:r>
+        <w:t>Иначе — противоположный случай к условию выше</w:t>
+      </w:r>
+    </w:p>
+  </w:comment>
+  <w:comment w:id="15" w:author="Подсказка" w:initials="П" w:date="2026-01-01T00:00:00Z">
+    <w:p>
+      <w:pPr>
+        <w:pStyle w:val="CommentText"/>
+      </w:pPr>
+      <w:r>
+        <w:rPr>
+          <w:rStyle w:val="CommentReference"/>
+        </w:rPr>
+        <w:annotationRef/>
+      </w:r>
+      <w:r>
+        <w:t>Конец условия</w:t>
+      </w:r>
+    </w:p>
+  </w:comment>
+  <w:comment w:id="16" w:author="Подсказка" w:initials="П" w:date="2026-01-01T00:00:00Z">
+    <w:p>
+      <w:pPr>
+        <w:pStyle w:val="CommentText"/>
+      </w:pPr>
+      <w:r>
+        <w:rPr>
+          <w:rStyle w:val="CommentReference"/>
+        </w:rPr>
+        <w:annotationRef/>
+      </w:r>
+      <w:r>
+        <w:t>Цена без валюты. Пример: 130 000,00</w:t>
+      </w:r>
+    </w:p>
+  </w:comment>
+  <w:comment w:id="17" w:author="Подсказка" w:initials="П" w:date="2026-01-01T00:00:00Z">
+    <w:p>
+      <w:pPr>
+        <w:pStyle w:val="CommentText"/>
+      </w:pPr>
+      <w:r>
+        <w:rPr>
+          <w:rStyle w:val="CommentReference"/>
+        </w:rPr>
+        <w:annotationRef/>
+      </w:r>
+      <w:r>
+        <w:t>Цена прописью. Пример: сто тридцать тысяч рублей 00 копеек</w:t>
+      </w:r>
+    </w:p>
+  </w:comment>
+  <w:comment w:id="18" w:author="Подсказка" w:initials="П" w:date="2026-01-01T00:00:00Z">
+    <w:p>
+      <w:pPr>
+        <w:pStyle w:val="CommentText"/>
+      </w:pPr>
+      <w:r>
+        <w:rPr>
+          <w:rStyle w:val="CommentReference"/>
+        </w:rPr>
+        <w:annotationRef/>
+      </w:r>
+      <w:r>
+        <w:t>Печатается, если договор с НДС</w:t>
+      </w:r>
+    </w:p>
+  </w:comment>
+  <w:comment w:id="19" w:author="Подсказка" w:initials="П" w:date="2026-01-01T00:00:00Z">
+    <w:p>
+      <w:pPr>
+        <w:pStyle w:val="CommentText"/>
+      </w:pPr>
+      <w:r>
+        <w:rPr>
+          <w:rStyle w:val="CommentReference"/>
+        </w:rPr>
+        <w:annotationRef/>
+      </w:r>
+      <w:r>
+        <w:t>Ставка НДС. Пример: 20</w:t>
+      </w:r>
+    </w:p>
+  </w:comment>
+  <w:comment w:id="20" w:author="Подсказка" w:initials="П" w:date="2026-01-01T00:00:00Z">
+    <w:p>
+      <w:pPr>
+        <w:pStyle w:val="CommentText"/>
+      </w:pPr>
+      <w:r>
+        <w:rPr>
+          <w:rStyle w:val="CommentReference"/>
+        </w:rPr>
+        <w:annotationRef/>
+      </w:r>
+      <w:r>
+        <w:t>Сумма НДС цифрами. Пример: 21 666,67</w:t>
+      </w:r>
+    </w:p>
+  </w:comment>
+  <w:comment w:id="21" w:author="Подсказка" w:initials="П" w:date="2026-01-01T00:00:00Z">
+    <w:p>
+      <w:pPr>
+        <w:pStyle w:val="CommentText"/>
+      </w:pPr>
+      <w:r>
+        <w:rPr>
+          <w:rStyle w:val="CommentReference"/>
+        </w:rPr>
+        <w:annotationRef/>
+      </w:r>
+      <w:r>
+        <w:t>Иначе — противоположный случай к условию выше</w:t>
+      </w:r>
+    </w:p>
+  </w:comment>
+  <w:comment w:id="22" w:author="Подсказка" w:initials="П" w:date="2026-01-01T00:00:00Z">
+    <w:p>
+      <w:pPr>
+        <w:pStyle w:val="CommentText"/>
+      </w:pPr>
+      <w:r>
+        <w:rPr>
+          <w:rStyle w:val="CommentReference"/>
+        </w:rPr>
+        <w:annotationRef/>
+      </w:r>
+      <w:r>
+        <w:t>Статья освобождения от НДС. Пример: ст. 149 НК РФ</w:t>
+      </w:r>
+    </w:p>
+  </w:comment>
+  <w:comment w:id="23" w:author="Подсказка" w:initials="П" w:date="2026-01-01T00:00:00Z">
+    <w:p>
+      <w:pPr>
+        <w:pStyle w:val="CommentText"/>
+      </w:pPr>
+      <w:r>
+        <w:rPr>
+          <w:rStyle w:val="CommentReference"/>
+        </w:rPr>
+        <w:annotationRef/>
+      </w:r>
+      <w:r>
+        <w:t>Конец условия</w:t>
+      </w:r>
+    </w:p>
+  </w:comment>
+  <w:comment w:id="24" w:author="Подсказка" w:initials="П" w:date="2026-01-01T00:00:00Z">
+    <w:p>
+      <w:pPr>
+        <w:pStyle w:val="CommentText"/>
+      </w:pPr>
+      <w:r>
+        <w:rPr>
+          <w:rStyle w:val="CommentReference"/>
+        </w:rPr>
+        <w:annotationRef/>
+      </w:r>
+      <w:r>
+        <w:t>Эта строка таблицы повторится для КАЖДОЙ позиции закупки. Удалять её нельзя — иначе позиции не напечатаются</w:t>
+      </w:r>
+    </w:p>
+  </w:comment>
+  <w:comment w:id="25" w:author="Подсказка" w:initials="П" w:date="2026-01-01T00:00:00Z">
+    <w:p>
+      <w:pPr>
+        <w:pStyle w:val="CommentText"/>
+      </w:pPr>
+      <w:r>
+        <w:rPr>
+          <w:rStyle w:val="CommentReference"/>
+        </w:rPr>
+        <w:annotationRef/>
+      </w:r>
+      <w:r>
+        <w:t>Текущая позиция внутри таблицы позиций — используется только в строках таблицы. Пример: позиция списка</w:t>
+      </w:r>
+    </w:p>
+  </w:comment>
+  <w:comment w:id="26" w:author="Подсказка" w:initials="П" w:date="2026-01-01T00:00:00Z">
+    <w:p>
+      <w:pPr>
+        <w:pStyle w:val="CommentText"/>
+      </w:pPr>
+      <w:r>
+        <w:rPr>
+          <w:rStyle w:val="CommentReference"/>
+        </w:rPr>
+        <w:annotationRef/>
+      </w:r>
+      <w:r>
+        <w:t>Текущая позиция внутри таблицы позиций — используется только в строках таблицы. Пример: позиция списка</w:t>
+      </w:r>
+    </w:p>
+  </w:comment>
+  <w:comment w:id="27" w:author="Подсказка" w:initials="П" w:date="2026-01-01T00:00:00Z">
+    <w:p>
+      <w:pPr>
+        <w:pStyle w:val="CommentText"/>
+      </w:pPr>
+      <w:r>
+        <w:rPr>
+          <w:rStyle w:val="CommentReference"/>
+        </w:rPr>
+        <w:annotationRef/>
+      </w:r>
+      <w:r>
+        <w:t>Текущая позиция внутри таблицы позиций — используется только в строках таблицы. Пример: позиция списка</w:t>
+      </w:r>
+    </w:p>
+  </w:comment>
+  <w:comment w:id="28" w:author="Подсказка" w:initials="П" w:date="2026-01-01T00:00:00Z">
+    <w:p>
+      <w:pPr>
+        <w:pStyle w:val="CommentText"/>
+      </w:pPr>
+      <w:r>
+        <w:rPr>
+          <w:rStyle w:val="CommentReference"/>
+        </w:rPr>
+        <w:annotationRef/>
+      </w:r>
+      <w:r>
+        <w:t>Печатается, если у позиции указана краткая характеристика формы/варианта товара</w:t>
+      </w:r>
+    </w:p>
+  </w:comment>
+  <w:comment w:id="29" w:author="Подсказка" w:initials="П" w:date="2026-01-01T00:00:00Z">
+    <w:p>
+      <w:pPr>
+        <w:pStyle w:val="CommentText"/>
+      </w:pPr>
+      <w:r>
+        <w:rPr>
+          <w:rStyle w:val="CommentReference"/>
+        </w:rPr>
+        <w:annotationRef/>
+      </w:r>
+      <w:r>
+        <w:t>Текущая позиция внутри таблицы позиций — используется только в строках таблицы. Пример: позиция списка</w:t>
+      </w:r>
+    </w:p>
+  </w:comment>
+  <w:comment w:id="30" w:author="Подсказка" w:initials="П" w:date="2026-01-01T00:00:00Z">
+    <w:p>
+      <w:pPr>
+        <w:pStyle w:val="CommentText"/>
+      </w:pPr>
+      <w:r>
+        <w:rPr>
+          <w:rStyle w:val="CommentReference"/>
+        </w:rPr>
+        <w:annotationRef/>
+      </w:r>
+      <w:r>
+        <w:t>Конец условия</w:t>
+      </w:r>
+    </w:p>
+  </w:comment>
+  <w:comment w:id="31" w:author="Подсказка" w:initials="П" w:date="2026-01-01T00:00:00Z">
+    <w:p>
+      <w:pPr>
+        <w:pStyle w:val="CommentText"/>
+      </w:pPr>
+      <w:r>
+        <w:rPr>
+          <w:rStyle w:val="CommentReference"/>
+        </w:rPr>
+        <w:annotationRef/>
+      </w:r>
+      <w:r>
+        <w:t>Повторяющийся блок: печатает каждую строку меню позиции (для питания/накладных с несколькими строками на одну позицию)</w:t>
+      </w:r>
+    </w:p>
+  </w:comment>
+  <w:comment w:id="32" w:author="Подсказка" w:initials="П" w:date="2026-01-01T00:00:00Z">
+    <w:p>
+      <w:pPr>
+        <w:pStyle w:val="CommentText"/>
+      </w:pPr>
+      <w:r>
+        <w:rPr>
+          <w:rStyle w:val="CommentReference"/>
+        </w:rPr>
+        <w:annotationRef/>
+      </w:r>
+      <w:r>
+        <w:t>Текущая строка меню позиции внутри цикла «for l in item.menu_lines» — используется только в этом цикле. Пример: Завтрак: каша, чай</w:t>
+      </w:r>
+    </w:p>
+  </w:comment>
+  <w:comment w:id="33" w:author="Подсказка" w:initials="П" w:date="2026-01-01T00:00:00Z">
+    <w:p>
+      <w:pPr>
+        <w:pStyle w:val="CommentText"/>
+      </w:pPr>
+      <w:r>
+        <w:rPr>
+          <w:rStyle w:val="CommentReference"/>
+        </w:rPr>
+        <w:annotationRef/>
+      </w:r>
+      <w:r>
+        <w:t>Конец повторяющегося блока</w:t>
+      </w:r>
+    </w:p>
+  </w:comment>
+  <w:comment w:id="34" w:author="Подсказка" w:initials="П" w:date="2026-01-01T00:00:00Z">
+    <w:p>
+      <w:pPr>
+        <w:pStyle w:val="CommentText"/>
+      </w:pPr>
+      <w:r>
+        <w:rPr>
+          <w:rStyle w:val="CommentReference"/>
+        </w:rPr>
+        <w:annotationRef/>
+      </w:r>
+      <w:r>
+        <w:t>Текущая позиция внутри таблицы позиций — используется только в строках таблицы. Пример: позиция списка</w:t>
+      </w:r>
+    </w:p>
+  </w:comment>
+  <w:comment w:id="35" w:author="Подсказка" w:initials="П" w:date="2026-01-01T00:00:00Z">
+    <w:p>
+      <w:pPr>
+        <w:pStyle w:val="CommentText"/>
+      </w:pPr>
+      <w:r>
+        <w:rPr>
+          <w:rStyle w:val="CommentReference"/>
+        </w:rPr>
+        <w:annotationRef/>
+      </w:r>
+      <w:r>
+        <w:t>Текущая позиция внутри таблицы позиций — используется только в строках таблицы. Пример: позиция списка</w:t>
+      </w:r>
+    </w:p>
+  </w:comment>
+  <w:comment w:id="36" w:author="Подсказка" w:initials="П" w:date="2026-01-01T00:00:00Z">
+    <w:p>
+      <w:pPr>
+        <w:pStyle w:val="CommentText"/>
+      </w:pPr>
+      <w:r>
+        <w:rPr>
+          <w:rStyle w:val="CommentReference"/>
+        </w:rPr>
+        <w:annotationRef/>
+      </w:r>
+      <w:r>
+        <w:t>Текущая позиция внутри таблицы позиций — используется только в строках таблицы. Пример: позиция списка</w:t>
+      </w:r>
+    </w:p>
+  </w:comment>
+  <w:comment w:id="37" w:author="Подсказка" w:initials="П" w:date="2026-01-01T00:00:00Z">
+    <w:p>
+      <w:pPr>
+        <w:pStyle w:val="CommentText"/>
+      </w:pPr>
+      <w:r>
+        <w:rPr>
+          <w:rStyle w:val="CommentReference"/>
+        </w:rPr>
+        <w:annotationRef/>
+      </w:r>
+      <w:r>
+        <w:t>Текущая позиция внутри таблицы позиций — используется только в строках таблицы. Пример: позиция списка</w:t>
+      </w:r>
+    </w:p>
+  </w:comment>
+  <w:comment w:id="38" w:author="Подсказка" w:initials="П" w:date="2026-01-01T00:00:00Z">
+    <w:p>
+      <w:pPr>
+        <w:pStyle w:val="CommentText"/>
+      </w:pPr>
+      <w:r>
+        <w:rPr>
+          <w:rStyle w:val="CommentReference"/>
+        </w:rPr>
+        <w:annotationRef/>
+      </w:r>
+      <w:r>
+        <w:t>Текущая позиция внутри таблицы позиций — используется только в строках таблицы. Пример: позиция списка</w:t>
+      </w:r>
+    </w:p>
+  </w:comment>
+  <w:comment w:id="39" w:author="Подсказка" w:initials="П" w:date="2026-01-01T00:00:00Z">
+    <w:p>
+      <w:pPr>
+        <w:pStyle w:val="CommentText"/>
+      </w:pPr>
+      <w:r>
+        <w:rPr>
+          <w:rStyle w:val="CommentReference"/>
+        </w:rPr>
+        <w:annotationRef/>
+      </w:r>
+      <w:r>
+        <w:t>Конец повторяющейся строки таблицы</w:t>
+      </w:r>
+    </w:p>
+  </w:comment>
+  <w:comment w:id="40" w:author="Подсказка" w:initials="П" w:date="2026-01-01T00:00:00Z">
+    <w:p>
+      <w:pPr>
+        <w:pStyle w:val="CommentText"/>
+      </w:pPr>
+      <w:r>
+        <w:rPr>
+          <w:rStyle w:val="CommentReference"/>
+        </w:rPr>
+        <w:annotationRef/>
+      </w:r>
+      <w:r>
+        <w:t>Фамилия + инициалы. Пример: Петров П.П.</w:t>
+      </w:r>
+    </w:p>
+  </w:comment>
+  <w:comment w:id="41" w:author="Подсказка" w:initials="П" w:date="2026-01-01T00:00:00Z">
+    <w:p>
+      <w:pPr>
+        <w:pStyle w:val="CommentText"/>
+      </w:pPr>
+      <w:r>
+        <w:rPr>
+          <w:rStyle w:val="CommentReference"/>
+        </w:rPr>
+        <w:annotationRef/>
+      </w:r>
+      <w:r>
+        <w:t>Фамилия + инициалы («Фамилия И.О.») — печатается в строке подписи. Пример: Иванов И.И.</w:t>
+      </w:r>
+    </w:p>
+  </w:comment>
+</w:comments>
 </file>
 
 <file path=word/numbering.xml><?xml version="1.0" encoding="utf-8"?>
